--- a/docs/面向对象程序与设计/我们的实际写作/面向对象程序设计实践附加说明.docx
+++ b/docs/面向对象程序与设计/我们的实际写作/面向对象程序设计实践附加说明.docx
@@ -278,7 +278,7 @@
                 <w:b w:val="0"/>
                 <w:sz w:val="21"/>
               </w:rPr>
-              <w:t>由 target/image-manager-1.0.0-all.jar 复制而来，包含运行依赖。</w:t>
+              <w:t>由 target/image-manager-1.0.0.jar 复制而来，包含运行依赖。</w:t>
             </w:r>
           </w:p>
         </w:tc>
@@ -427,7 +427,7 @@
                 <w:b w:val="0"/>
                 <w:sz w:val="21"/>
               </w:rPr>
-              <w:t>Java 26，运行 JAR 时建议带 --enable-preview。</w:t>
+              <w:t>Java 21 或更高版本；当前开发机已将 .jar 双击关联到 JDK 26。</w:t>
             </w:r>
           </w:p>
         </w:tc>
@@ -544,7 +544,7 @@
                 <w:b w:val="0"/>
                 <w:sz w:val="21"/>
               </w:rPr>
-              <w:t>JavaFX 26、PostgreSQL JDBC、HikariCP、OkHttp、Jackson、Logback。</w:t>
+              <w:t>JavaFX 21.0.6、PostgreSQL JDBC、HikariCP、OkHttp、Jackson、Logback。</w:t>
             </w:r>
           </w:p>
         </w:tc>
@@ -622,7 +622,7 @@
           <w:rFonts w:ascii="Consolas" w:hAnsi="Consolas" w:eastAsia="等线"/>
           <w:sz w:val="18"/>
         </w:rPr>
-        <w:t>java --enable-preview -jar 面向对象程序设计实践目标代码.JAR</w:t>
+        <w:t>java -jar 面向对象程序设计实践目标代码.JAR</w:t>
       </w:r>
     </w:p>
     <w:p>
@@ -636,7 +636,7 @@
           <w:b w:val="0"/>
           <w:sz w:val="21"/>
         </w:rPr>
-        <w:t>若使用源码运行，可在工程根目录执行 mvn javafx:run；若只是验收目标代码，可使用上方 JAR 命令。首次进入程序建议先在设置页选择扫描目录，再展开目录树进行图片管理。</w:t>
+        <w:t>目标代码支持直接双击运行；上方命令主要用于排查环境问题。若使用源码运行，可在工程根目录执行 mvn javafx:run。首次进入程序建议选择一个较小的图片目录，AI识别单批上限默认100(max)，可在设置页调整，也可在主界面停止扫描或清理AI标签。</w:t>
       </w:r>
     </w:p>
     <w:p>
@@ -680,7 +680,7 @@
           <w:b w:val="0"/>
           <w:sz w:val="21"/>
         </w:rPr>
-        <w:t>如果双击仍无窗口，优先检查三点：第一，系统 .jar 文件关联的 Java 版本是否为 Java 26；第二，本地 PostgreSQL 的 image_manager 数据库是否已创建并能按 database.properties 连接；第三，使用命令行启动时是否需要带 --enable-preview。建议验收时直接使用命令行，这样报错能留下来。</w:t>
+        <w:t>如果双击仍无窗口，优先检查三点：第一，系统 .jar 文件关联的 Java 版本是否为 Java 21 或更高版本；第二，本地 PostgreSQL 的 image_manager 数据库是否已创建并能按 database.properties 连接；第三，当前 Windows 用户的环境变量中是否已有 AI 密钥。命令行启动只是排错手段，正常验收可以双击 JAR。</w:t>
       </w:r>
     </w:p>
     <w:p>
@@ -693,7 +693,7 @@
           <w:rFonts w:ascii="Consolas" w:hAnsi="Consolas" w:eastAsia="等线"/>
           <w:sz w:val="18"/>
         </w:rPr>
-        <w:t>java --enable-preview -jar 面向对象程序设计实践目标代码.JAR</w:t>
+        <w:t>java -jar 面向对象程序设计实践目标代码.JAR</w:t>
       </w:r>
     </w:p>
     <w:p>
@@ -803,7 +803,7 @@
                 <w:b w:val="0"/>
                 <w:sz w:val="21"/>
               </w:rPr>
-              <w:t>mvn -q test</w:t>
+              <w:t>mvn -DskipTests package</w:t>
             </w:r>
           </w:p>
         </w:tc>
@@ -837,7 +837,7 @@
                 <w:b w:val="0"/>
                 <w:sz w:val="21"/>
               </w:rPr>
-              <w:t>项目测试阶段执行成功。</w:t>
+              <w:t>生成 target/image-manager-1.0.0.jar。</w:t>
             </w:r>
           </w:p>
         </w:tc>
@@ -859,7 +859,7 @@
                 <w:b w:val="0"/>
                 <w:sz w:val="21"/>
               </w:rPr>
-              <w:t>mvn -q -DskipTests package</w:t>
+              <w:t>静态残留扫描</w:t>
             </w:r>
           </w:p>
         </w:tc>
@@ -893,7 +893,7 @@
                 <w:b w:val="0"/>
                 <w:sz w:val="21"/>
               </w:rPr>
-              <w:t>生成 target/image-manager-1.0.0-all.jar。</w:t>
+              <w:t>源码中不再保留旧默认模型、旧批处理高上限或 enable-preview 启动要求。</w:t>
             </w:r>
           </w:p>
         </w:tc>

--- a/docs/面向对象程序与设计/我们的实际写作/面向对象程序设计实践附加说明.docx
+++ b/docs/面向对象程序与设计/我们的实际写作/面向对象程序设计实践附加说明.docx
@@ -803,7 +803,7 @@
                 <w:b w:val="0"/>
                 <w:sz w:val="21"/>
               </w:rPr>
-              <w:t>mvn -DskipTests package</w:t>
+              <w:t>mvn -q -DskipTests compile</w:t>
             </w:r>
           </w:p>
         </w:tc>
@@ -837,7 +837,7 @@
                 <w:b w:val="0"/>
                 <w:sz w:val="21"/>
               </w:rPr>
-              <w:t>生成 target/image-manager-1.0.0.jar。</w:t>
+              <w:t>确认当前 JavaFX、FXML、CSS 和控制器代码能完成编译。</w:t>
             </w:r>
           </w:p>
         </w:tc>
@@ -859,7 +859,7 @@
                 <w:b w:val="0"/>
                 <w:sz w:val="21"/>
               </w:rPr>
-              <w:t>静态残留扫描</w:t>
+              <w:t>mvn -q test</w:t>
             </w:r>
           </w:p>
         </w:tc>
@@ -893,7 +893,119 @@
                 <w:b w:val="0"/>
                 <w:sz w:val="21"/>
               </w:rPr>
-              <w:t>源码中不再保留旧默认模型、旧批处理高上限或 enable-preview 启动要求。</w:t>
+              <w:t>执行现有测试，确认本次界面风格改造没有破坏构建。</w:t>
+            </w:r>
+          </w:p>
+        </w:tc>
+      </w:tr>
+      <w:tr>
+        <w:tc>
+          <w:tcPr>
+            <w:tcW w:type="dxa" w:w="3969"/>
+            <w:vAlign w:val="center"/>
+          </w:tcPr>
+          <w:p>
+            <w:pPr>
+              <w:jc w:val="center"/>
+            </w:pPr>
+            <w:r/>
+            <w:r>
+              <w:rPr>
+                <w:rFonts w:ascii="宋体" w:hAnsi="宋体" w:eastAsia="宋体"/>
+                <w:b w:val="0"/>
+                <w:sz w:val="21"/>
+              </w:rPr>
+              <w:t>UiSnapshotSmoke</w:t>
+            </w:r>
+          </w:p>
+        </w:tc>
+        <w:tc>
+          <w:tcPr>
+            <w:tcW w:type="dxa" w:w="1134"/>
+            <w:vAlign w:val="center"/>
+          </w:tcPr>
+          <w:p>
+            <w:r/>
+            <w:r>
+              <w:rPr>
+                <w:rFonts w:ascii="宋体" w:hAnsi="宋体" w:eastAsia="宋体"/>
+                <w:b w:val="0"/>
+                <w:sz w:val="21"/>
+              </w:rPr>
+              <w:t>通过</w:t>
+            </w:r>
+          </w:p>
+        </w:tc>
+        <w:tc>
+          <w:tcPr>
+            <w:tcW w:type="dxa" w:w="3685"/>
+            <w:vAlign w:val="center"/>
+          </w:tcPr>
+          <w:p>
+            <w:r/>
+            <w:r>
+              <w:rPr>
+                <w:rFonts w:ascii="宋体" w:hAnsi="宋体" w:eastAsia="宋体"/>
+                <w:b w:val="0"/>
+                <w:sz w:val="21"/>
+              </w:rPr>
+              <w:t>直接加载当前 FXML 与 style.css，生成全部主要界面的多尺寸真实截图。</w:t>
+            </w:r>
+          </w:p>
+        </w:tc>
+      </w:tr>
+      <w:tr>
+        <w:tc>
+          <w:tcPr>
+            <w:tcW w:type="dxa" w:w="3969"/>
+            <w:vAlign w:val="center"/>
+          </w:tcPr>
+          <w:p>
+            <w:pPr>
+              <w:jc w:val="center"/>
+            </w:pPr>
+            <w:r/>
+            <w:r>
+              <w:rPr>
+                <w:rFonts w:ascii="宋体" w:hAnsi="宋体" w:eastAsia="宋体"/>
+                <w:b w:val="0"/>
+                <w:sz w:val="21"/>
+              </w:rPr>
+              <w:t>FXML/CSS 静态检查</w:t>
+            </w:r>
+          </w:p>
+        </w:tc>
+        <w:tc>
+          <w:tcPr>
+            <w:tcW w:type="dxa" w:w="1134"/>
+            <w:vAlign w:val="center"/>
+          </w:tcPr>
+          <w:p>
+            <w:r/>
+            <w:r>
+              <w:rPr>
+                <w:rFonts w:ascii="宋体" w:hAnsi="宋体" w:eastAsia="宋体"/>
+                <w:b w:val="0"/>
+                <w:sz w:val="21"/>
+              </w:rPr>
+              <w:t>通过</w:t>
+            </w:r>
+          </w:p>
+        </w:tc>
+        <w:tc>
+          <w:tcPr>
+            <w:tcW w:type="dxa" w:w="3685"/>
+            <w:vAlign w:val="center"/>
+          </w:tcPr>
+          <w:p>
+            <w:r/>
+            <w:r>
+              <w:rPr>
+                <w:rFonts w:ascii="宋体" w:hAnsi="宋体" w:eastAsia="宋体"/>
+                <w:b w:val="0"/>
+                <w:sz w:val="21"/>
+              </w:rPr>
+              <w:t>FXML 可解析，新增 styleClass 均有 CSS 定义，未保留关键内联颜色样式。</w:t>
             </w:r>
           </w:p>
         </w:tc>

--- a/docs/面向对象程序与设计/我们的实际写作/面向对象程序设计实践附加说明.docx
+++ b/docs/面向对象程序与设计/我们的实际写作/面向对象程序设计实践附加说明.docx
@@ -317,7 +317,7 @@
                 <w:b w:val="0"/>
                 <w:sz w:val="21"/>
               </w:rPr>
-              <w:t>运行环境、数据库初始化、JAR 启动排查、测试命令和注意事项。</w:t>
+              <w:t>运行环境、数据库初始化向导、JAR 启动排查、测试命令和注意事项。</w:t>
             </w:r>
           </w:p>
         </w:tc>
@@ -564,7 +564,35 @@
           <w:color w:val="000000"/>
           <w:sz w:val="28"/>
         </w:rPr>
-        <w:t>3 数据库初始化</w:t>
+        <w:t>3 数据库初始化与应用内向导</w:t>
+      </w:r>
+    </w:p>
+    <w:p>
+      <w:pPr>
+        <w:spacing w:line="300" w:lineRule="auto" w:after="60"/>
+        <w:ind w:firstLine="420"/>
+      </w:pPr>
+      <w:r>
+        <w:rPr>
+          <w:rFonts w:ascii="宋体" w:hAnsi="宋体" w:eastAsia="宋体"/>
+          <w:b w:val="0"/>
+          <w:sz w:val="21"/>
+        </w:rPr>
+        <w:t>如果教师电脑没有安装 PostgreSQL，程序不会直接崩溃退出，而是正常打开主界面并弹出“数据库连接与初始化向导”。老师可以关闭该向导，仅体验基础的图片目录浏览、缩略图显示、查看和幻灯片播放；界面底部会持续提示数据库未连接。</w:t>
+      </w:r>
+    </w:p>
+    <w:p>
+      <w:pPr>
+        <w:spacing w:line="300" w:lineRule="auto" w:after="60"/>
+        <w:ind w:firstLine="420"/>
+      </w:pPr>
+      <w:r>
+        <w:rPr>
+          <w:rFonts w:ascii="宋体" w:hAnsi="宋体" w:eastAsia="宋体"/>
+          <w:b w:val="0"/>
+          <w:sz w:val="21"/>
+        </w:rPr>
+        <w:t>向导中提供 PostgreSQL 18 官方下载链接：https://www.postgresql.org/download/ 。安装 PostgreSQL 后，请确保服务已启动，并记住安装时设置的 postgres 用户密码。</w:t>
       </w:r>
     </w:p>
     <w:p>
@@ -593,7 +621,21 @@
           <w:b w:val="0"/>
           <w:sz w:val="21"/>
         </w:rPr>
-        <w:t>默认连接配置位于 src/main/resources/config/database.properties：db.url=jdbc:postgresql://localhost:5432/image_manager，db.username=postgres，db.password=1234。教师验收环境如密码不同，可修改该配置后重新打包，或在 IDE 中直接运行。</w:t>
+        <w:t>上述两条命令已经做成应用内的一键初始化按钮。JAR 内部包含 sql/schema.sql，向导会读取内置脚本执行建表、索引、视图、触发器和存储过程，不要求老师手动找到源码目录里的 SQL 文件。</w:t>
+      </w:r>
+    </w:p>
+    <w:p>
+      <w:pPr>
+        <w:spacing w:line="300" w:lineRule="auto" w:after="60"/>
+        <w:ind w:firstLine="420"/>
+      </w:pPr>
+      <w:r>
+        <w:rPr>
+          <w:rFonts w:ascii="宋体" w:hAnsi="宋体" w:eastAsia="宋体"/>
+          <w:b w:val="0"/>
+          <w:sz w:val="21"/>
+        </w:rPr>
+        <w:t>默认连接配置位于 src/main/resources/config/database.properties：db.url=jdbc:postgresql://localhost:5432/image_manager，db.username=postgres，db.password 留空，不提交真实密码。打包后的 JAR 会优先读取本机外部配置：Windows 为 %LOCALAPPDATA%\DigitalImageManager\database.properties；其他系统为 ~/.dims/database.properties。向导里的“保存配置”按钮会写入该位置，也可通过 DIMS_DB_PASSWORD 环境变量覆盖。</w:t>
       </w:r>
     </w:p>
     <w:p>
@@ -636,7 +678,7 @@
           <w:b w:val="0"/>
           <w:sz w:val="21"/>
         </w:rPr>
-        <w:t>目标代码支持直接双击运行；上方命令主要用于排查环境问题。若使用源码运行，可在工程根目录执行 mvn javafx:run。首次进入程序建议选择一个较小的图片目录，AI识别单批上限默认100(max)，可在设置页调整，也可在主界面停止扫描或清理AI标签。</w:t>
+        <w:t>目标代码支持直接双击运行；上方命令主要用于排查环境问题。若使用源码运行，可在工程根目录执行 mvn javafx:run。首次进入程序建议选择一个较小的图片目录，AI识别单批上限默认100(max)，可在设置页调整，也可在主界面补打AI标签、停止扫描或清理AI标签。</w:t>
       </w:r>
     </w:p>
     <w:p>
@@ -680,7 +722,7 @@
           <w:b w:val="0"/>
           <w:sz w:val="21"/>
         </w:rPr>
-        <w:t>如果双击仍无窗口，优先检查三点：第一，系统 .jar 文件关联的 Java 版本是否为 Java 21 或更高版本；第二，本地 PostgreSQL 的 image_manager 数据库是否已创建并能按 database.properties 连接；第三，当前 Windows 用户的环境变量中是否已有 AI 密钥。命令行启动只是排错手段，正常验收可以双击 JAR。</w:t>
+        <w:t>如果双击后能看到主界面但底部显示数据库未连接，说明 Java 程序已经启动，只是 PostgreSQL 未安装、服务未启动、端口不是 5432、数据库未创建或密码不正确。此时请点击底部“数据库向导”，按向导检测连接并一键初始化。AI 密钥不是基础功能必须项，没有密钥时只是不启用 AI 标签。</w:t>
       </w:r>
     </w:p>
     <w:p>
@@ -915,6 +957,62 @@
                 <w:b w:val="0"/>
                 <w:sz w:val="21"/>
               </w:rPr>
+              <w:t>mvn -q package</w:t>
+            </w:r>
+          </w:p>
+        </w:tc>
+        <w:tc>
+          <w:tcPr>
+            <w:tcW w:type="dxa" w:w="1134"/>
+            <w:vAlign w:val="center"/>
+          </w:tcPr>
+          <w:p>
+            <w:r/>
+            <w:r>
+              <w:rPr>
+                <w:rFonts w:ascii="宋体" w:hAnsi="宋体" w:eastAsia="宋体"/>
+                <w:b w:val="0"/>
+                <w:sz w:val="21"/>
+              </w:rPr>
+              <w:t>通过</w:t>
+            </w:r>
+          </w:p>
+        </w:tc>
+        <w:tc>
+          <w:tcPr>
+            <w:tcW w:type="dxa" w:w="3685"/>
+            <w:vAlign w:val="center"/>
+          </w:tcPr>
+          <w:p>
+            <w:r/>
+            <w:r>
+              <w:rPr>
+                <w:rFonts w:ascii="宋体" w:hAnsi="宋体" w:eastAsia="宋体"/>
+                <w:b w:val="0"/>
+                <w:sz w:val="21"/>
+              </w:rPr>
+              <w:t>生成包含依赖和内置 SQL 的 target/image-manager-1.0.0.jar。</w:t>
+            </w:r>
+          </w:p>
+        </w:tc>
+      </w:tr>
+      <w:tr>
+        <w:tc>
+          <w:tcPr>
+            <w:tcW w:type="dxa" w:w="3969"/>
+            <w:vAlign w:val="center"/>
+          </w:tcPr>
+          <w:p>
+            <w:pPr>
+              <w:jc w:val="center"/>
+            </w:pPr>
+            <w:r/>
+            <w:r>
+              <w:rPr>
+                <w:rFonts w:ascii="宋体" w:hAnsi="宋体" w:eastAsia="宋体"/>
+                <w:b w:val="0"/>
+                <w:sz w:val="21"/>
+              </w:rPr>
               <w:t>UiSnapshotSmoke</w:t>
             </w:r>
           </w:p>
@@ -949,7 +1047,7 @@
                 <w:b w:val="0"/>
                 <w:sz w:val="21"/>
               </w:rPr>
-              <w:t>直接加载当前 FXML 与 style.css，生成全部主要界面的多尺寸真实截图。</w:t>
+              <w:t>直接加载当前 FXML、style.css 和数据库向导，生成全部主要界面的多尺寸真实截图。</w:t>
             </w:r>
           </w:p>
         </w:tc>
@@ -1118,6 +1216,118 @@
                 <w:sz w:val="21"/>
               </w:rPr>
               <w:t>public schema 基础表 13 张，视图 4 个。</w:t>
+            </w:r>
+          </w:p>
+        </w:tc>
+      </w:tr>
+      <w:tr>
+        <w:tc>
+          <w:tcPr>
+            <w:tcW w:type="dxa" w:w="3969"/>
+            <w:vAlign w:val="center"/>
+          </w:tcPr>
+          <w:p>
+            <w:pPr>
+              <w:jc w:val="center"/>
+            </w:pPr>
+            <w:r/>
+            <w:r>
+              <w:rPr>
+                <w:rFonts w:ascii="宋体" w:hAnsi="宋体" w:eastAsia="宋体"/>
+                <w:b w:val="0"/>
+                <w:sz w:val="21"/>
+              </w:rPr>
+              <w:t>数据库连接自检</w:t>
+            </w:r>
+          </w:p>
+        </w:tc>
+        <w:tc>
+          <w:tcPr>
+            <w:tcW w:type="dxa" w:w="1134"/>
+            <w:vAlign w:val="center"/>
+          </w:tcPr>
+          <w:p>
+            <w:r/>
+            <w:r>
+              <w:rPr>
+                <w:rFonts w:ascii="宋体" w:hAnsi="宋体" w:eastAsia="宋体"/>
+                <w:b w:val="0"/>
+                <w:sz w:val="21"/>
+              </w:rPr>
+              <w:t>通过</w:t>
+            </w:r>
+          </w:p>
+        </w:tc>
+        <w:tc>
+          <w:tcPr>
+            <w:tcW w:type="dxa" w:w="3685"/>
+            <w:vAlign w:val="center"/>
+          </w:tcPr>
+          <w:p>
+            <w:r/>
+            <w:r>
+              <w:rPr>
+                <w:rFonts w:ascii="宋体" w:hAnsi="宋体" w:eastAsia="宋体"/>
+                <w:b w:val="0"/>
+                <w:sz w:val="21"/>
+              </w:rPr>
+              <w:t>正常配置返回 connected=true、schemaReady=true；无效端口约 3 秒返回连接失败，不阻塞启动。</w:t>
+            </w:r>
+          </w:p>
+        </w:tc>
+      </w:tr>
+      <w:tr>
+        <w:tc>
+          <w:tcPr>
+            <w:tcW w:type="dxa" w:w="3969"/>
+            <w:vAlign w:val="center"/>
+          </w:tcPr>
+          <w:p>
+            <w:pPr>
+              <w:jc w:val="center"/>
+            </w:pPr>
+            <w:r/>
+            <w:r>
+              <w:rPr>
+                <w:rFonts w:ascii="宋体" w:hAnsi="宋体" w:eastAsia="宋体"/>
+                <w:b w:val="0"/>
+                <w:sz w:val="21"/>
+              </w:rPr>
+              <w:t>JAR 内容检查</w:t>
+            </w:r>
+          </w:p>
+        </w:tc>
+        <w:tc>
+          <w:tcPr>
+            <w:tcW w:type="dxa" w:w="1134"/>
+            <w:vAlign w:val="center"/>
+          </w:tcPr>
+          <w:p>
+            <w:r/>
+            <w:r>
+              <w:rPr>
+                <w:rFonts w:ascii="宋体" w:hAnsi="宋体" w:eastAsia="宋体"/>
+                <w:b w:val="0"/>
+                <w:sz w:val="21"/>
+              </w:rPr>
+              <w:t>通过</w:t>
+            </w:r>
+          </w:p>
+        </w:tc>
+        <w:tc>
+          <w:tcPr>
+            <w:tcW w:type="dxa" w:w="3685"/>
+            <w:vAlign w:val="center"/>
+          </w:tcPr>
+          <w:p>
+            <w:r/>
+            <w:r>
+              <w:rPr>
+                <w:rFonts w:ascii="宋体" w:hAnsi="宋体" w:eastAsia="宋体"/>
+                <w:b w:val="0"/>
+                <w:sz w:val="21"/>
+              </w:rPr>
+              <w:t>确认 JAR 内含 sql/schema.sql、sql/data.sql、DatabaseSetupDialog、DatabaseBootstrapService。</w:t>
             </w:r>
           </w:p>
         </w:tc>

--- a/docs/面向对象程序与设计/我们的实际写作/面向对象程序设计实践附加说明.docx
+++ b/docs/面向对象程序与设计/我们的实际写作/面向对象程序设计实践附加说明.docx
@@ -41,7 +41,7 @@
           <w:b w:val="0"/>
           <w:sz w:val="24"/>
         </w:rPr>
-        <w:t>班级：2024级软件工程5班  第07组</w:t>
+        <w:t>班级：2024级软件工程R5班  第07组</w:t>
       </w:r>
     </w:p>
     <w:p>
@@ -183,7 +183,7 @@
                 <w:b w:val="0"/>
                 <w:sz w:val="21"/>
               </w:rPr>
-              <w:t>2024级-软件工程-5班第7组_评分表_电子图片管理程序.docx</w:t>
+              <w:t>2024级-软件工程-R5班第7组_评分表_电子图片管理程序.docx</w:t>
             </w:r>
           </w:p>
         </w:tc>
